--- a/docs/handover/word/03 - Technical Reference.docx
+++ b/docs/handover/word/03 - Technical Reference.docx
@@ -659,7 +659,7 @@
         <w:pStyle w:val="ListBullet"/>
       </w:pPr>
       <w:r>
-        <w:t>User Creation and Project Creation flags (user_permission) are set by Super Admin in User Permission. The website uses them to show Add User / Add Project; the API does not check them (see 04, Known issues and risks).</w:t>
+        <w:t>User Creation and Project Creation flags (user_permission) are set by Super Admin in User Permission. The website uses them to show Add User / Add Project, and the API checks the same rule when a user or project is created.</w:t>
       </w:r>
     </w:p>
     <w:p>

--- a/docs/handover/word/03 - Technical Reference.docx
+++ b/docs/handover/word/03 - Technical Reference.docx
@@ -680,6 +680,57 @@
     </w:p>
     <w:p>
       <w:pPr>
+        <w:pStyle w:val="Heading2"/>
+      </w:pPr>
+      <w:r>
+        <w:rPr>
+          <w:color w:val="1D4ED8"/>
+        </w:rPr>
+        <w:t>1.9 Weekly goal report (weekly_goal_report.py)</w:t>
+      </w:r>
+    </w:p>
+    <w:p>
+      <w:pPr>
+        <w:pStyle w:val="ListBullet"/>
+      </w:pPr>
+      <w:r>
+        <w:t>Covers last week, Monday to Sunday, for agents of teams A and B (team rows such as "A" are skipped). Agents deactivated during or after that week are still included; agents who left before it are not.</w:t>
+      </w:r>
+    </w:p>
+    <w:p>
+      <w:pPr>
+        <w:pStyle w:val="ListBullet"/>
+      </w:pPr>
+      <w:r>
+        <w:t>Week goal = the monthly-target rule (utils/roster_metrics.py) applied to that week: Mon-Fri days that are not holidays at the agent's daily hours (9 x tenure), minus half working days, "Left" days and leave that affects the target. Leave that does not affect the target is not deducted. Example: 45 h; 36 h with one full-day leave that affects the target or one holiday.</w:t>
+      </w:r>
+    </w:p>
+    <w:p>
+      <w:pPr>
+        <w:pStyle w:val="ListBullet"/>
+      </w:pPr>
+      <w:r>
+        <w:t>Achieved = production / tenure target of that week's tracker entries (same as the daily billable report). An agent with no roster that week falls back to their daily assigned hours (temp_qc).</w:t>
+      </w:r>
+    </w:p>
+    <w:p>
+      <w:pPr>
+        <w:pStyle w:val="ListBullet"/>
+      </w:pPr>
+      <w:r>
+        <w:t>Recipients by role: Admin and Project Manager get all agents; an Assistant Manager / Team Lead gets the agents whose asst_manager_id / team_leader_id contains them. Nobody missed: an "all achieved" email.</w:t>
+      </w:r>
+    </w:p>
+    <w:p>
+      <w:pPr>
+        <w:pStyle w:val="ListBullet"/>
+      </w:pPr>
+      <w:r>
+        <w:t>% achieved colours: below 75 red, 75 to 89 orange, 90 and above green.</w:t>
+      </w:r>
+    </w:p>
+    <w:p>
+      <w:pPr>
         <w:pStyle w:val="Heading1"/>
       </w:pPr>
       <w:r>
@@ -870,6 +921,28 @@
           <w:p>
             <w:r>
               <w:t>Report email scripts run by cron.</w:t>
+            </w:r>
+          </w:p>
+        </w:tc>
+      </w:tr>
+      <w:tr>
+        <w:tc>
+          <w:tcPr>
+            <w:tcW w:type="dxa" w:w="4968"/>
+          </w:tcPr>
+          <w:p>
+            <w:r>
+              <w:t>weekly_goal_report.py</w:t>
+            </w:r>
+          </w:p>
+        </w:tc>
+        <w:tc>
+          <w:tcPr>
+            <w:tcW w:type="dxa" w:w="4968"/>
+          </w:tcPr>
+          <w:p>
+            <w:r>
+              <w:t>Monday weekly goal email (cron); --dry-run, --test-to, --week-start, --to (02, section 11.4; rules in 1.9).</w:t>
             </w:r>
           </w:p>
         </w:tc>

--- a/docs/handover/word/03 - Technical Reference.docx
+++ b/docs/handover/word/03 - Technical Reference.docx
@@ -667,7 +667,15 @@
         <w:pStyle w:val="ListBullet"/>
       </w:pPr>
       <w:r>
-        <w:t>SOP library: Admin, Super Admin, Project Manager, Assistant Manager can manage; everyone can view.</w:t>
+        <w:t>SOP library: Admin, Super Admin and Project Manager manage it from Manage &gt; SOPs; everyone else views it from the top menu.</w:t>
+      </w:r>
+    </w:p>
+    <w:p>
+      <w:pPr>
+        <w:pStyle w:val="ListBullet"/>
+      </w:pPr>
+      <w:r>
+        <w:t>Assistant Team Leader does QC like a QA when picked as an agent's QA: QC screens send scope = 'qc' so the backend filters by qa_id / project_qa_id instead of the team (routes/dropdown.py, tracker.py, user.py, qc_history_user_based.py); other screens stay team-based and view only.</w:t>
       </w:r>
     </w:p>
     <w:p>
